--- a/4laba/лр4.docx
+++ b/4laba/лр4.docx
@@ -906,9 +906,9 @@
           <w:noProof/>
         </w:rPr>
         <w:drawing>
-          <wp:inline distT="0" distB="0" distL="0" distR="0" wp14:anchorId="3FEDF344" wp14:editId="725FA4CE">
-            <wp:extent cx="7636934" cy="568037"/>
-            <wp:effectExtent l="0" t="0" r="2540" b="3810"/>
+          <wp:inline distT="0" distB="0" distL="0" distR="0" wp14:anchorId="27C157C1" wp14:editId="3F504228">
+            <wp:extent cx="10251831" cy="466536"/>
+            <wp:effectExtent l="0" t="0" r="0" b="0"/>
             <wp:docPr id="11" name="Рисунок 11"/>
             <wp:cNvGraphicFramePr>
               <a:graphicFrameLocks xmlns:a="http://schemas.openxmlformats.org/drawingml/2006/main" noChangeAspect="1"/>
@@ -921,14 +921,20 @@
                     <pic:cNvPicPr/>
                   </pic:nvPicPr>
                   <pic:blipFill rotWithShape="1">
-                    <a:blip r:embed="rId7"/>
-                    <a:srcRect t="11859" r="22394" b="77879"/>
+                    <a:blip r:embed="rId7">
+                      <a:extLst>
+                        <a:ext uri="{28A0092B-C50C-407E-A947-70E740481C1C}">
+                          <a14:useLocalDpi xmlns:a14="http://schemas.microsoft.com/office/drawing/2010/main" val="0"/>
+                        </a:ext>
+                      </a:extLst>
+                    </a:blip>
+                    <a:srcRect l="2751" t="31116" r="-1667" b="60881"/>
                     <a:stretch/>
                   </pic:blipFill>
                   <pic:spPr bwMode="auto">
                     <a:xfrm>
                       <a:off x="0" y="0"/>
-                      <a:ext cx="7816796" cy="581415"/>
+                      <a:ext cx="10755305" cy="489448"/>
                     </a:xfrm>
                     <a:prstGeom prst="rect">
                       <a:avLst/>
@@ -983,7 +989,7 @@
           <w:noProof/>
         </w:rPr>
         <w:drawing>
-          <wp:inline distT="0" distB="0" distL="0" distR="0" wp14:anchorId="2076C859" wp14:editId="33513B3A">
+          <wp:inline distT="0" distB="0" distL="0" distR="0" wp14:anchorId="0506D778" wp14:editId="7284CF63">
             <wp:extent cx="7626944" cy="415637"/>
             <wp:effectExtent l="0" t="0" r="0" b="3810"/>
             <wp:docPr id="13" name="Рисунок 13"/>
@@ -1038,9 +1044,9 @@
           <w:noProof/>
         </w:rPr>
         <w:drawing>
-          <wp:inline distT="0" distB="0" distL="0" distR="0" wp14:anchorId="5BC0BA54" wp14:editId="15852B8C">
-            <wp:extent cx="7648559" cy="429491"/>
-            <wp:effectExtent l="0" t="0" r="0" b="8890"/>
+          <wp:inline distT="0" distB="0" distL="0" distR="0" wp14:anchorId="6C14FD07" wp14:editId="7C3BDD51">
+            <wp:extent cx="7858579" cy="458019"/>
+            <wp:effectExtent l="0" t="0" r="0" b="0"/>
             <wp:docPr id="16" name="Рисунок 16"/>
             <wp:cNvGraphicFramePr>
               <a:graphicFrameLocks xmlns:a="http://schemas.openxmlformats.org/drawingml/2006/main" noChangeAspect="1"/>
@@ -1053,14 +1059,20 @@
                     <pic:cNvPicPr/>
                   </pic:nvPicPr>
                   <pic:blipFill rotWithShape="1">
-                    <a:blip r:embed="rId9"/>
-                    <a:srcRect t="22163" r="23335" b="70183"/>
+                    <a:blip r:embed="rId9">
+                      <a:extLst>
+                        <a:ext uri="{28A0092B-C50C-407E-A947-70E740481C1C}">
+                          <a14:useLocalDpi xmlns:a14="http://schemas.microsoft.com/office/drawing/2010/main" val="0"/>
+                        </a:ext>
+                      </a:extLst>
+                    </a:blip>
+                    <a:srcRect l="2669" t="29281" r="21605" b="62873"/>
                     <a:stretch/>
                   </pic:blipFill>
                   <pic:spPr bwMode="auto">
                     <a:xfrm>
                       <a:off x="0" y="0"/>
-                      <a:ext cx="8246959" cy="463093"/>
+                      <a:ext cx="8291042" cy="483224"/>
                     </a:xfrm>
                     <a:prstGeom prst="rect">
                       <a:avLst/>
@@ -1093,7 +1105,7 @@
           <w:noProof/>
         </w:rPr>
         <w:drawing>
-          <wp:inline distT="0" distB="0" distL="0" distR="0" wp14:anchorId="7E74F7B0" wp14:editId="7BE28DBC">
+          <wp:inline distT="0" distB="0" distL="0" distR="0" wp14:anchorId="1FA65C4C" wp14:editId="4C2F8A6D">
             <wp:extent cx="7667377" cy="540327"/>
             <wp:effectExtent l="0" t="0" r="0" b="0"/>
             <wp:docPr id="17" name="Рисунок 17"/>
@@ -1135,14 +1147,6 @@
           </wp:inline>
         </w:drawing>
       </w:r>
-    </w:p>
-    <w:p>
-      <w:pPr>
-        <w:ind w:left="-1560"/>
-        <w:rPr>
-          <w:noProof/>
-        </w:rPr>
-      </w:pPr>
     </w:p>
     <w:p>
       <w:pPr>
@@ -1292,8 +1296,8 @@
         </w:rPr>
         <w:drawing>
           <wp:inline distT="0" distB="0" distL="0" distR="0" wp14:anchorId="336FE479" wp14:editId="77E7C6F3">
-            <wp:extent cx="7513856" cy="1253836"/>
-            <wp:effectExtent l="0" t="0" r="0" b="3810"/>
+            <wp:extent cx="7406994" cy="678180"/>
+            <wp:effectExtent l="0" t="0" r="3810" b="7620"/>
             <wp:docPr id="20" name="Рисунок 20"/>
             <wp:cNvGraphicFramePr>
               <a:graphicFrameLocks xmlns:a="http://schemas.openxmlformats.org/drawingml/2006/main" noChangeAspect="1"/>
@@ -1306,14 +1310,20 @@
                     <pic:cNvPicPr/>
                   </pic:nvPicPr>
                   <pic:blipFill rotWithShape="1">
-                    <a:blip r:embed="rId13"/>
-                    <a:srcRect l="1866" t="20527" r="23368" b="57292"/>
+                    <a:blip r:embed="rId13">
+                      <a:extLst>
+                        <a:ext uri="{28A0092B-C50C-407E-A947-70E740481C1C}">
+                          <a14:useLocalDpi xmlns:a14="http://schemas.microsoft.com/office/drawing/2010/main" val="0"/>
+                        </a:ext>
+                      </a:extLst>
+                    </a:blip>
+                    <a:srcRect l="1968" t="27269" r="25588" b="60940"/>
                     <a:stretch/>
                   </pic:blipFill>
                   <pic:spPr bwMode="auto">
                     <a:xfrm>
                       <a:off x="0" y="0"/>
-                      <a:ext cx="7630128" cy="1273238"/>
+                      <a:ext cx="7461632" cy="683183"/>
                     </a:xfrm>
                     <a:prstGeom prst="rect">
                       <a:avLst/>
@@ -1333,8 +1343,6 @@
           </wp:inline>
         </w:drawing>
       </w:r>
-      <w:bookmarkStart w:id="1" w:name="_GoBack"/>
-      <w:bookmarkEnd w:id="1"/>
       <w:r>
         <w:rPr>
           <w:noProof/>
@@ -1630,15 +1638,16 @@
           <w:lang w:val="en-US"/>
         </w:rPr>
       </w:pPr>
+      <w:bookmarkStart w:id="1" w:name="_GoBack"/>
       <w:r>
         <w:rPr>
           <w:noProof/>
         </w:rPr>
         <w:drawing>
-          <wp:inline distT="0" distB="0" distL="0" distR="0" wp14:anchorId="0AB05105" wp14:editId="1135FAD2">
-            <wp:extent cx="7402461" cy="768927"/>
-            <wp:effectExtent l="0" t="0" r="0" b="0"/>
-            <wp:docPr id="9" name="Рисунок 9"/>
+          <wp:inline distT="0" distB="0" distL="0" distR="0" wp14:anchorId="0D6A2C82" wp14:editId="576654D7">
+            <wp:extent cx="7854835" cy="525780"/>
+            <wp:effectExtent l="0" t="0" r="0" b="7620"/>
+            <wp:docPr id="14" name="Рисунок 14"/>
             <wp:cNvGraphicFramePr>
               <a:graphicFrameLocks xmlns:a="http://schemas.openxmlformats.org/drawingml/2006/main" noChangeAspect="1"/>
             </wp:cNvGraphicFramePr>
@@ -1651,13 +1660,13 @@
                   </pic:nvPicPr>
                   <pic:blipFill rotWithShape="1">
                     <a:blip r:embed="rId19"/>
-                    <a:srcRect l="2099" t="40637" r="35047" b="47756"/>
+                    <a:srcRect l="2052" t="44241" r="34710" b="48233"/>
                     <a:stretch/>
                   </pic:blipFill>
                   <pic:spPr bwMode="auto">
                     <a:xfrm>
                       <a:off x="0" y="0"/>
-                      <a:ext cx="7619010" cy="791421"/>
+                      <a:ext cx="7871300" cy="526882"/>
                     </a:xfrm>
                     <a:prstGeom prst="rect">
                       <a:avLst/>
@@ -1677,6 +1686,7 @@
           </wp:inline>
         </w:drawing>
       </w:r>
+      <w:bookmarkEnd w:id="1"/>
     </w:p>
     <w:sectPr>
       <w:pgSz w:w="11906" w:h="16838"/>
